--- a/Project-NFU smart school.docx
+++ b/Project-NFU smart school.docx
@@ -99,7 +99,7 @@
         <w:spacing w:line="480" w:lineRule="auto"/>
         <w:jc w:val="center"/>
         <w:rPr>
-          <w:rFonts w:ascii="Times New Roman" w:hAnsi="Times New Roman" w:hint="eastAsia"/>
+          <w:rFonts w:ascii="Times New Roman" w:hAnsi="Times New Roman"/>
           <w:sz w:val="36"/>
           <w:szCs w:val="36"/>
         </w:rPr>
@@ -172,7 +172,7 @@
         <w:spacing w:line="480" w:lineRule="auto"/>
         <w:jc w:val="center"/>
         <w:rPr>
-          <w:rFonts w:ascii="Times New Roman" w:hAnsi="Times New Roman" w:hint="eastAsia"/>
+          <w:rFonts w:ascii="Times New Roman" w:hAnsi="Times New Roman"/>
           <w:sz w:val="36"/>
           <w:szCs w:val="36"/>
         </w:rPr>
@@ -199,7 +199,7 @@
         <w:spacing w:line="480" w:lineRule="auto"/>
         <w:jc w:val="center"/>
         <w:rPr>
-          <w:rFonts w:ascii="Times New Roman" w:hAnsi="Times New Roman" w:hint="eastAsia"/>
+          <w:rFonts w:ascii="Times New Roman" w:hAnsi="Times New Roman"/>
           <w:sz w:val="32"/>
           <w:szCs w:val="32"/>
         </w:rPr>
@@ -254,20 +254,734 @@
           <w:rFonts w:ascii="Times New Roman" w:hAnsi="Times New Roman" w:hint="eastAsia"/>
         </w:rPr>
         <w:lastRenderedPageBreak/>
-        <w:t>Table of Contents:</w:t>
-      </w:r>
-    </w:p>
-    <w:p>
-      <w:pPr>
-        <w:rPr>
-          <w:rFonts w:ascii="Times New Roman" w:hAnsi="Times New Roman"/>
-        </w:rPr>
-      </w:pPr>
-      <w:r>
-        <w:rPr>
-          <w:rFonts w:ascii="Times New Roman" w:hAnsi="Times New Roman" w:hint="eastAsia"/>
-        </w:rPr>
-        <w:t>Device:</w:t>
+        <w:t>Table of Contents</w:t>
+      </w:r>
+    </w:p>
+    <w:p>
+      <w:pPr>
+        <w:pStyle w:val="TOC1"/>
+        <w:tabs>
+          <w:tab w:val="right" w:leader="dot" w:pos="9350"/>
+        </w:tabs>
+        <w:rPr>
+          <w:noProof/>
+        </w:rPr>
+      </w:pPr>
+      <w:r>
+        <w:rPr>
+          <w:rFonts w:ascii="Times New Roman" w:hAnsi="Times New Roman"/>
+        </w:rPr>
+        <w:fldChar w:fldCharType="begin"/>
+      </w:r>
+      <w:r>
+        <w:rPr>
+          <w:rFonts w:ascii="Times New Roman" w:hAnsi="Times New Roman"/>
+        </w:rPr>
+        <w:instrText xml:space="preserve"> TOC \o "1-3" \h \z \u </w:instrText>
+      </w:r>
+      <w:r>
+        <w:rPr>
+          <w:rFonts w:ascii="Times New Roman" w:hAnsi="Times New Roman"/>
+        </w:rPr>
+        <w:fldChar w:fldCharType="separate"/>
+      </w:r>
+      <w:hyperlink w:anchor="_Toc225508806" w:history="1">
+        <w:r>
+          <w:rPr>
+            <w:rStyle w:val="Hyperlink"/>
+            <w:rFonts w:ascii="Times New Roman" w:hAnsi="Times New Roman"/>
+            <w:noProof/>
+          </w:rPr>
+          <w:t>I. Summary</w:t>
+        </w:r>
+        <w:r>
+          <w:rPr>
+            <w:noProof/>
+            <w:webHidden/>
+          </w:rPr>
+          <w:tab/>
+        </w:r>
+        <w:r>
+          <w:rPr>
+            <w:noProof/>
+            <w:webHidden/>
+          </w:rPr>
+          <w:fldChar w:fldCharType="begin"/>
+        </w:r>
+        <w:r>
+          <w:rPr>
+            <w:noProof/>
+            <w:webHidden/>
+          </w:rPr>
+          <w:instrText xml:space="preserve"> PAGEREF _Toc225508806 \h </w:instrText>
+        </w:r>
+        <w:r>
+          <w:rPr>
+            <w:noProof/>
+            <w:webHidden/>
+          </w:rPr>
+        </w:r>
+        <w:r>
+          <w:rPr>
+            <w:noProof/>
+            <w:webHidden/>
+          </w:rPr>
+          <w:fldChar w:fldCharType="separate"/>
+        </w:r>
+        <w:r>
+          <w:rPr>
+            <w:noProof/>
+            <w:webHidden/>
+          </w:rPr>
+          <w:t>2</w:t>
+        </w:r>
+        <w:r>
+          <w:rPr>
+            <w:noProof/>
+            <w:webHidden/>
+          </w:rPr>
+          <w:fldChar w:fldCharType="end"/>
+        </w:r>
+      </w:hyperlink>
+    </w:p>
+    <w:p>
+      <w:pPr>
+        <w:pStyle w:val="TOC2"/>
+        <w:tabs>
+          <w:tab w:val="right" w:leader="dot" w:pos="9350"/>
+        </w:tabs>
+        <w:rPr>
+          <w:noProof/>
+        </w:rPr>
+      </w:pPr>
+      <w:hyperlink w:anchor="_Toc225508807" w:history="1">
+        <w:r>
+          <w:rPr>
+            <w:rStyle w:val="Hyperlink"/>
+            <w:rFonts w:ascii="Times New Roman" w:hAnsi="Times New Roman"/>
+            <w:noProof/>
+          </w:rPr>
+          <w:t>(I) Searching</w:t>
+        </w:r>
+        <w:r>
+          <w:rPr>
+            <w:noProof/>
+            <w:webHidden/>
+          </w:rPr>
+          <w:tab/>
+        </w:r>
+        <w:r>
+          <w:rPr>
+            <w:noProof/>
+            <w:webHidden/>
+          </w:rPr>
+          <w:fldChar w:fldCharType="begin"/>
+        </w:r>
+        <w:r>
+          <w:rPr>
+            <w:noProof/>
+            <w:webHidden/>
+          </w:rPr>
+          <w:instrText xml:space="preserve"> PAGEREF _Toc225508807 \h </w:instrText>
+        </w:r>
+        <w:r>
+          <w:rPr>
+            <w:noProof/>
+            <w:webHidden/>
+          </w:rPr>
+        </w:r>
+        <w:r>
+          <w:rPr>
+            <w:noProof/>
+            <w:webHidden/>
+          </w:rPr>
+          <w:fldChar w:fldCharType="separate"/>
+        </w:r>
+        <w:r>
+          <w:rPr>
+            <w:noProof/>
+            <w:webHidden/>
+          </w:rPr>
+          <w:t>2</w:t>
+        </w:r>
+        <w:r>
+          <w:rPr>
+            <w:noProof/>
+            <w:webHidden/>
+          </w:rPr>
+          <w:fldChar w:fldCharType="end"/>
+        </w:r>
+      </w:hyperlink>
+    </w:p>
+    <w:p>
+      <w:pPr>
+        <w:pStyle w:val="TOC2"/>
+        <w:tabs>
+          <w:tab w:val="right" w:leader="dot" w:pos="9350"/>
+        </w:tabs>
+        <w:rPr>
+          <w:noProof/>
+        </w:rPr>
+      </w:pPr>
+      <w:hyperlink w:anchor="_Toc225508808" w:history="1">
+        <w:r>
+          <w:rPr>
+            <w:rStyle w:val="Hyperlink"/>
+            <w:rFonts w:ascii="Times New Roman" w:hAnsi="Times New Roman"/>
+            <w:noProof/>
+          </w:rPr>
+          <w:t>(II) Searching purpose</w:t>
+        </w:r>
+        <w:r>
+          <w:rPr>
+            <w:noProof/>
+            <w:webHidden/>
+          </w:rPr>
+          <w:tab/>
+        </w:r>
+        <w:r>
+          <w:rPr>
+            <w:noProof/>
+            <w:webHidden/>
+          </w:rPr>
+          <w:fldChar w:fldCharType="begin"/>
+        </w:r>
+        <w:r>
+          <w:rPr>
+            <w:noProof/>
+            <w:webHidden/>
+          </w:rPr>
+          <w:instrText xml:space="preserve"> PAGEREF _Toc225508808 \h </w:instrText>
+        </w:r>
+        <w:r>
+          <w:rPr>
+            <w:noProof/>
+            <w:webHidden/>
+          </w:rPr>
+        </w:r>
+        <w:r>
+          <w:rPr>
+            <w:noProof/>
+            <w:webHidden/>
+          </w:rPr>
+          <w:fldChar w:fldCharType="separate"/>
+        </w:r>
+        <w:r>
+          <w:rPr>
+            <w:noProof/>
+            <w:webHidden/>
+          </w:rPr>
+          <w:t>3</w:t>
+        </w:r>
+        <w:r>
+          <w:rPr>
+            <w:noProof/>
+            <w:webHidden/>
+          </w:rPr>
+          <w:fldChar w:fldCharType="end"/>
+        </w:r>
+      </w:hyperlink>
+    </w:p>
+    <w:p>
+      <w:pPr>
+        <w:pStyle w:val="TOC1"/>
+        <w:tabs>
+          <w:tab w:val="right" w:leader="dot" w:pos="9350"/>
+        </w:tabs>
+        <w:rPr>
+          <w:noProof/>
+        </w:rPr>
+      </w:pPr>
+      <w:hyperlink w:anchor="_Toc225508809" w:history="1">
+        <w:r>
+          <w:rPr>
+            <w:rStyle w:val="Hyperlink"/>
+            <w:rFonts w:ascii="Times New Roman" w:hAnsi="Times New Roman"/>
+            <w:noProof/>
+          </w:rPr>
+          <w:t>II. Key word</w:t>
+        </w:r>
+        <w:r>
+          <w:rPr>
+            <w:noProof/>
+            <w:webHidden/>
+          </w:rPr>
+          <w:tab/>
+        </w:r>
+        <w:r>
+          <w:rPr>
+            <w:noProof/>
+            <w:webHidden/>
+          </w:rPr>
+          <w:fldChar w:fldCharType="begin"/>
+        </w:r>
+        <w:r>
+          <w:rPr>
+            <w:noProof/>
+            <w:webHidden/>
+          </w:rPr>
+          <w:instrText xml:space="preserve"> PAGEREF _Toc225508809 \h </w:instrText>
+        </w:r>
+        <w:r>
+          <w:rPr>
+            <w:noProof/>
+            <w:webHidden/>
+          </w:rPr>
+        </w:r>
+        <w:r>
+          <w:rPr>
+            <w:noProof/>
+            <w:webHidden/>
+          </w:rPr>
+          <w:fldChar w:fldCharType="separate"/>
+        </w:r>
+        <w:r>
+          <w:rPr>
+            <w:noProof/>
+            <w:webHidden/>
+          </w:rPr>
+          <w:t>3</w:t>
+        </w:r>
+        <w:r>
+          <w:rPr>
+            <w:noProof/>
+            <w:webHidden/>
+          </w:rPr>
+          <w:fldChar w:fldCharType="end"/>
+        </w:r>
+      </w:hyperlink>
+    </w:p>
+    <w:p>
+      <w:pPr>
+        <w:pStyle w:val="TOC1"/>
+        <w:tabs>
+          <w:tab w:val="right" w:leader="dot" w:pos="9350"/>
+        </w:tabs>
+        <w:rPr>
+          <w:noProof/>
+        </w:rPr>
+      </w:pPr>
+      <w:hyperlink w:anchor="_Toc225508810" w:history="1">
+        <w:r>
+          <w:rPr>
+            <w:rStyle w:val="Hyperlink"/>
+            <w:rFonts w:ascii="Times New Roman" w:hAnsi="Times New Roman"/>
+            <w:noProof/>
+          </w:rPr>
+          <w:t>III. Simple Introduce</w:t>
+        </w:r>
+        <w:r>
+          <w:rPr>
+            <w:noProof/>
+            <w:webHidden/>
+          </w:rPr>
+          <w:tab/>
+        </w:r>
+        <w:r>
+          <w:rPr>
+            <w:noProof/>
+            <w:webHidden/>
+          </w:rPr>
+          <w:fldChar w:fldCharType="begin"/>
+        </w:r>
+        <w:r>
+          <w:rPr>
+            <w:noProof/>
+            <w:webHidden/>
+          </w:rPr>
+          <w:instrText xml:space="preserve"> PAGEREF _Toc225508810 \h </w:instrText>
+        </w:r>
+        <w:r>
+          <w:rPr>
+            <w:noProof/>
+            <w:webHidden/>
+          </w:rPr>
+        </w:r>
+        <w:r>
+          <w:rPr>
+            <w:noProof/>
+            <w:webHidden/>
+          </w:rPr>
+          <w:fldChar w:fldCharType="separate"/>
+        </w:r>
+        <w:r>
+          <w:rPr>
+            <w:noProof/>
+            <w:webHidden/>
+          </w:rPr>
+          <w:t>3</w:t>
+        </w:r>
+        <w:r>
+          <w:rPr>
+            <w:noProof/>
+            <w:webHidden/>
+          </w:rPr>
+          <w:fldChar w:fldCharType="end"/>
+        </w:r>
+      </w:hyperlink>
+    </w:p>
+    <w:p>
+      <w:pPr>
+        <w:pStyle w:val="TOC1"/>
+        <w:tabs>
+          <w:tab w:val="right" w:leader="dot" w:pos="9350"/>
+        </w:tabs>
+        <w:rPr>
+          <w:noProof/>
+        </w:rPr>
+      </w:pPr>
+      <w:hyperlink w:anchor="_Toc225508811" w:history="1">
+        <w:r>
+          <w:rPr>
+            <w:rStyle w:val="Hyperlink"/>
+            <w:rFonts w:ascii="Times New Roman" w:hAnsi="Times New Roman"/>
+            <w:noProof/>
+          </w:rPr>
+          <w:t>IIII. Theory</w:t>
+        </w:r>
+        <w:r>
+          <w:rPr>
+            <w:noProof/>
+            <w:webHidden/>
+          </w:rPr>
+          <w:tab/>
+        </w:r>
+        <w:r>
+          <w:rPr>
+            <w:noProof/>
+            <w:webHidden/>
+          </w:rPr>
+          <w:fldChar w:fldCharType="begin"/>
+        </w:r>
+        <w:r>
+          <w:rPr>
+            <w:noProof/>
+            <w:webHidden/>
+          </w:rPr>
+          <w:instrText xml:space="preserve"> PAGEREF _Toc225508811 \h </w:instrText>
+        </w:r>
+        <w:r>
+          <w:rPr>
+            <w:noProof/>
+            <w:webHidden/>
+          </w:rPr>
+        </w:r>
+        <w:r>
+          <w:rPr>
+            <w:noProof/>
+            <w:webHidden/>
+          </w:rPr>
+          <w:fldChar w:fldCharType="separate"/>
+        </w:r>
+        <w:r>
+          <w:rPr>
+            <w:noProof/>
+            <w:webHidden/>
+          </w:rPr>
+          <w:t>3</w:t>
+        </w:r>
+        <w:r>
+          <w:rPr>
+            <w:noProof/>
+            <w:webHidden/>
+          </w:rPr>
+          <w:fldChar w:fldCharType="end"/>
+        </w:r>
+      </w:hyperlink>
+    </w:p>
+    <w:p>
+      <w:pPr>
+        <w:pStyle w:val="TOC1"/>
+        <w:tabs>
+          <w:tab w:val="right" w:leader="dot" w:pos="9350"/>
+        </w:tabs>
+        <w:rPr>
+          <w:noProof/>
+        </w:rPr>
+      </w:pPr>
+      <w:hyperlink w:anchor="_Toc225508812" w:history="1">
+        <w:r>
+          <w:rPr>
+            <w:rStyle w:val="Hyperlink"/>
+            <w:rFonts w:ascii="Times New Roman" w:hAnsi="Times New Roman"/>
+            <w:noProof/>
+          </w:rPr>
+          <w:t>V. Step of Intership</w:t>
+        </w:r>
+        <w:r>
+          <w:rPr>
+            <w:noProof/>
+            <w:webHidden/>
+          </w:rPr>
+          <w:tab/>
+        </w:r>
+        <w:r>
+          <w:rPr>
+            <w:noProof/>
+            <w:webHidden/>
+          </w:rPr>
+          <w:fldChar w:fldCharType="begin"/>
+        </w:r>
+        <w:r>
+          <w:rPr>
+            <w:noProof/>
+            <w:webHidden/>
+          </w:rPr>
+          <w:instrText xml:space="preserve"> PAGEREF _Toc225508812 \h </w:instrText>
+        </w:r>
+        <w:r>
+          <w:rPr>
+            <w:noProof/>
+            <w:webHidden/>
+          </w:rPr>
+        </w:r>
+        <w:r>
+          <w:rPr>
+            <w:noProof/>
+            <w:webHidden/>
+          </w:rPr>
+          <w:fldChar w:fldCharType="separate"/>
+        </w:r>
+        <w:r>
+          <w:rPr>
+            <w:noProof/>
+            <w:webHidden/>
+          </w:rPr>
+          <w:t>3</w:t>
+        </w:r>
+        <w:r>
+          <w:rPr>
+            <w:noProof/>
+            <w:webHidden/>
+          </w:rPr>
+          <w:fldChar w:fldCharType="end"/>
+        </w:r>
+      </w:hyperlink>
+    </w:p>
+    <w:p>
+      <w:pPr>
+        <w:pStyle w:val="TOC1"/>
+        <w:tabs>
+          <w:tab w:val="right" w:leader="dot" w:pos="9350"/>
+        </w:tabs>
+        <w:rPr>
+          <w:noProof/>
+        </w:rPr>
+      </w:pPr>
+      <w:hyperlink w:anchor="_Toc225508813" w:history="1">
+        <w:r>
+          <w:rPr>
+            <w:rStyle w:val="Hyperlink"/>
+            <w:rFonts w:ascii="Times New Roman" w:hAnsi="Times New Roman"/>
+            <w:noProof/>
+          </w:rPr>
+          <w:t>VI. Discuss</w:t>
+        </w:r>
+        <w:r>
+          <w:rPr>
+            <w:noProof/>
+            <w:webHidden/>
+          </w:rPr>
+          <w:tab/>
+        </w:r>
+        <w:r>
+          <w:rPr>
+            <w:noProof/>
+            <w:webHidden/>
+          </w:rPr>
+          <w:fldChar w:fldCharType="begin"/>
+        </w:r>
+        <w:r>
+          <w:rPr>
+            <w:noProof/>
+            <w:webHidden/>
+          </w:rPr>
+          <w:instrText xml:space="preserve"> PAGEREF _Toc225508813 \h </w:instrText>
+        </w:r>
+        <w:r>
+          <w:rPr>
+            <w:noProof/>
+            <w:webHidden/>
+          </w:rPr>
+        </w:r>
+        <w:r>
+          <w:rPr>
+            <w:noProof/>
+            <w:webHidden/>
+          </w:rPr>
+          <w:fldChar w:fldCharType="separate"/>
+        </w:r>
+        <w:r>
+          <w:rPr>
+            <w:noProof/>
+            <w:webHidden/>
+          </w:rPr>
+          <w:t>3</w:t>
+        </w:r>
+        <w:r>
+          <w:rPr>
+            <w:noProof/>
+            <w:webHidden/>
+          </w:rPr>
+          <w:fldChar w:fldCharType="end"/>
+        </w:r>
+      </w:hyperlink>
+    </w:p>
+    <w:p>
+      <w:pPr>
+        <w:pStyle w:val="TOC1"/>
+        <w:tabs>
+          <w:tab w:val="right" w:leader="dot" w:pos="9350"/>
+        </w:tabs>
+        <w:rPr>
+          <w:noProof/>
+        </w:rPr>
+      </w:pPr>
+      <w:hyperlink w:anchor="_Toc225508814" w:history="1">
+        <w:r>
+          <w:rPr>
+            <w:rStyle w:val="Hyperlink"/>
+            <w:rFonts w:ascii="Times New Roman" w:hAnsi="Times New Roman"/>
+            <w:noProof/>
+          </w:rPr>
+          <w:t>VII. Final discuss and Suggestion VIII. Recource</w:t>
+        </w:r>
+        <w:r>
+          <w:rPr>
+            <w:noProof/>
+            <w:webHidden/>
+          </w:rPr>
+          <w:tab/>
+        </w:r>
+        <w:r>
+          <w:rPr>
+            <w:noProof/>
+            <w:webHidden/>
+          </w:rPr>
+          <w:fldChar w:fldCharType="begin"/>
+        </w:r>
+        <w:r>
+          <w:rPr>
+            <w:noProof/>
+            <w:webHidden/>
+          </w:rPr>
+          <w:instrText xml:space="preserve"> PAGEREF _Toc225508814 \h </w:instrText>
+        </w:r>
+        <w:r>
+          <w:rPr>
+            <w:noProof/>
+            <w:webHidden/>
+          </w:rPr>
+        </w:r>
+        <w:r>
+          <w:rPr>
+            <w:noProof/>
+            <w:webHidden/>
+          </w:rPr>
+          <w:fldChar w:fldCharType="separate"/>
+        </w:r>
+        <w:r>
+          <w:rPr>
+            <w:noProof/>
+            <w:webHidden/>
+          </w:rPr>
+          <w:t>3</w:t>
+        </w:r>
+        <w:r>
+          <w:rPr>
+            <w:noProof/>
+            <w:webHidden/>
+          </w:rPr>
+          <w:fldChar w:fldCharType="end"/>
+        </w:r>
+      </w:hyperlink>
+    </w:p>
+    <w:p>
+      <w:pPr>
+        <w:pStyle w:val="TOC1"/>
+        <w:tabs>
+          <w:tab w:val="right" w:leader="dot" w:pos="9350"/>
+        </w:tabs>
+        <w:rPr>
+          <w:noProof/>
+        </w:rPr>
+      </w:pPr>
+      <w:hyperlink w:anchor="_Toc225508815" w:history="1">
+        <w:r>
+          <w:rPr>
+            <w:rStyle w:val="Hyperlink"/>
+            <w:rFonts w:ascii="Times New Roman" w:hAnsi="Times New Roman"/>
+            <w:noProof/>
+          </w:rPr>
+          <w:t>VIIII. Operation Manual</w:t>
+        </w:r>
+        <w:r>
+          <w:rPr>
+            <w:noProof/>
+            <w:webHidden/>
+          </w:rPr>
+          <w:tab/>
+        </w:r>
+        <w:r>
+          <w:rPr>
+            <w:noProof/>
+            <w:webHidden/>
+          </w:rPr>
+          <w:fldChar w:fldCharType="begin"/>
+        </w:r>
+        <w:r>
+          <w:rPr>
+            <w:noProof/>
+            <w:webHidden/>
+          </w:rPr>
+          <w:instrText xml:space="preserve"> PAGEREF _Toc225508815 \h </w:instrText>
+        </w:r>
+        <w:r>
+          <w:rPr>
+            <w:noProof/>
+            <w:webHidden/>
+          </w:rPr>
+        </w:r>
+        <w:r>
+          <w:rPr>
+            <w:noProof/>
+            <w:webHidden/>
+          </w:rPr>
+          <w:fldChar w:fldCharType="separate"/>
+        </w:r>
+        <w:r>
+          <w:rPr>
+            <w:noProof/>
+            <w:webHidden/>
+          </w:rPr>
+          <w:t>3</w:t>
+        </w:r>
+        <w:r>
+          <w:rPr>
+            <w:noProof/>
+            <w:webHidden/>
+          </w:rPr>
+          <w:fldChar w:fldCharType="end"/>
+        </w:r>
+      </w:hyperlink>
+    </w:p>
+    <w:p>
+      <w:pPr>
+        <w:rPr>
+          <w:rFonts w:ascii="Times New Roman" w:hAnsi="Times New Roman"/>
+        </w:rPr>
+      </w:pPr>
+      <w:r>
+        <w:rPr>
+          <w:rFonts w:ascii="Times New Roman" w:hAnsi="Times New Roman"/>
+        </w:rPr>
+        <w:fldChar w:fldCharType="end"/>
+      </w:r>
+      <w:r>
+        <w:rPr>
+          <w:rFonts w:ascii="Times New Roman" w:hAnsi="Times New Roman" w:hint="eastAsia"/>
+        </w:rPr>
+        <w:t>Device</w:t>
       </w:r>
     </w:p>
     <w:p>
@@ -292,7 +1006,7 @@
     <w:p>
       <w:pPr>
         <w:rPr>
-          <w:rFonts w:ascii="Times New Roman" w:hAnsi="Times New Roman" w:hint="eastAsia"/>
+          <w:rFonts w:ascii="Times New Roman" w:hAnsi="Times New Roman"/>
         </w:rPr>
       </w:pPr>
       <w:r>
@@ -449,7 +1163,7 @@
         <w:rPr>
           <w:rFonts w:ascii="Times New Roman" w:hAnsi="Times New Roman" w:hint="eastAsia"/>
         </w:rPr>
-        <w:t>Software:</w:t>
+        <w:t>Software</w:t>
       </w:r>
     </w:p>
     <w:p>
@@ -506,10 +1220,12 @@
     </w:p>
     <w:p>
       <w:pPr>
-        <w:rPr>
-          <w:rFonts w:ascii="Times New Roman" w:hAnsi="Times New Roman"/>
-        </w:rPr>
-      </w:pPr>
+        <w:outlineLvl w:val="0"/>
+        <w:rPr>
+          <w:rFonts w:ascii="Times New Roman" w:hAnsi="Times New Roman"/>
+        </w:rPr>
+      </w:pPr>
+      <w:bookmarkStart w:id="0" w:name="_Toc225508806"/>
       <w:r>
         <w:rPr>
           <w:rFonts w:ascii="Times New Roman" w:hAnsi="Times New Roman" w:hint="eastAsia"/>
@@ -520,15 +1236,18 @@
         <w:rPr>
           <w:rFonts w:ascii="Times New Roman" w:hAnsi="Times New Roman" w:hint="eastAsia"/>
         </w:rPr>
-        <w:t>Summary:</w:t>
-      </w:r>
-    </w:p>
-    <w:p>
-      <w:pPr>
-        <w:rPr>
-          <w:rFonts w:ascii="Times New Roman" w:hAnsi="Times New Roman"/>
-        </w:rPr>
-      </w:pPr>
+        <w:t>Summary</w:t>
+      </w:r>
+      <w:bookmarkEnd w:id="0"/>
+    </w:p>
+    <w:p>
+      <w:pPr>
+        <w:outlineLvl w:val="1"/>
+        <w:rPr>
+          <w:rFonts w:ascii="Times New Roman" w:hAnsi="Times New Roman"/>
+        </w:rPr>
+      </w:pPr>
+      <w:bookmarkStart w:id="1" w:name="_Toc225508807"/>
       <w:r>
         <w:rPr>
           <w:rFonts w:ascii="Times New Roman" w:hAnsi="Times New Roman" w:hint="eastAsia"/>
@@ -541,11 +1260,12 @@
         </w:rPr>
         <w:t xml:space="preserve"> Searching</w:t>
       </w:r>
-    </w:p>
-    <w:p>
-      <w:pPr>
-        <w:rPr>
-          <w:rFonts w:ascii="Times New Roman" w:hAnsi="Times New Roman" w:hint="eastAsia"/>
+      <w:bookmarkEnd w:id="1"/>
+    </w:p>
+    <w:p>
+      <w:pPr>
+        <w:rPr>
+          <w:rFonts w:ascii="Times New Roman" w:hAnsi="Times New Roman"/>
         </w:rPr>
       </w:pPr>
       <w:r>
@@ -570,7 +1290,14 @@
         <w:rPr>
           <w:rFonts w:ascii="Times New Roman" w:hAnsi="Times New Roman" w:hint="eastAsia"/>
         </w:rPr>
-        <w:t xml:space="preserve">t know how to search the classroom to </w:t>
+        <w:t xml:space="preserve">t know </w:t>
+      </w:r>
+      <w:r>
+        <w:rPr>
+          <w:rFonts w:ascii="Times New Roman" w:hAnsi="Times New Roman" w:hint="eastAsia"/>
+        </w:rPr>
+        <w:lastRenderedPageBreak/>
+        <w:t xml:space="preserve">how to search the classroom to </w:t>
       </w:r>
       <w:r>
         <w:rPr>
@@ -599,10 +1326,12 @@
     </w:p>
     <w:p>
       <w:pPr>
-        <w:rPr>
-          <w:rFonts w:ascii="Times New Roman" w:hAnsi="Times New Roman"/>
-        </w:rPr>
-      </w:pPr>
+        <w:outlineLvl w:val="1"/>
+        <w:rPr>
+          <w:rFonts w:ascii="Times New Roman" w:hAnsi="Times New Roman"/>
+        </w:rPr>
+      </w:pPr>
+      <w:bookmarkStart w:id="2" w:name="_Toc225508808"/>
       <w:r>
         <w:rPr>
           <w:rFonts w:ascii="Times New Roman" w:hAnsi="Times New Roman" w:hint="eastAsia"/>
@@ -615,6 +1344,7 @@
         </w:rPr>
         <w:t>Searching purpose</w:t>
       </w:r>
+      <w:bookmarkEnd w:id="2"/>
     </w:p>
     <w:p>
       <w:pPr>
@@ -655,16 +1385,19 @@
     </w:p>
     <w:p>
       <w:pPr>
-        <w:rPr>
-          <w:rFonts w:ascii="Times New Roman" w:hAnsi="Times New Roman"/>
-        </w:rPr>
-      </w:pPr>
-      <w:r>
-        <w:rPr>
-          <w:rFonts w:ascii="Times New Roman" w:hAnsi="Times New Roman" w:hint="eastAsia"/>
-        </w:rPr>
-        <w:t>II. Key word:</w:t>
-      </w:r>
+        <w:outlineLvl w:val="0"/>
+        <w:rPr>
+          <w:rFonts w:ascii="Times New Roman" w:hAnsi="Times New Roman"/>
+        </w:rPr>
+      </w:pPr>
+      <w:bookmarkStart w:id="3" w:name="_Toc225508809"/>
+      <w:r>
+        <w:rPr>
+          <w:rFonts w:ascii="Times New Roman" w:hAnsi="Times New Roman" w:hint="eastAsia"/>
+        </w:rPr>
+        <w:t>II. Key word</w:t>
+      </w:r>
+      <w:bookmarkEnd w:id="3"/>
     </w:p>
     <w:p>
       <w:pPr>
@@ -681,10 +1414,12 @@
     </w:p>
     <w:p>
       <w:pPr>
-        <w:rPr>
-          <w:rFonts w:ascii="Times New Roman" w:hAnsi="Times New Roman"/>
-        </w:rPr>
-      </w:pPr>
+        <w:outlineLvl w:val="0"/>
+        <w:rPr>
+          <w:rFonts w:ascii="Times New Roman" w:hAnsi="Times New Roman"/>
+        </w:rPr>
+      </w:pPr>
+      <w:bookmarkStart w:id="4" w:name="_Toc225508810"/>
       <w:r>
         <w:rPr>
           <w:rFonts w:ascii="Times New Roman" w:hAnsi="Times New Roman" w:hint="eastAsia"/>
@@ -695,29 +1430,40 @@
         <w:rPr>
           <w:rFonts w:ascii="Times New Roman" w:hAnsi="Times New Roman" w:hint="eastAsia"/>
         </w:rPr>
-        <w:t>Simple Introduce:</w:t>
-      </w:r>
-    </w:p>
-    <w:p>
-      <w:pPr>
-        <w:rPr>
-          <w:rFonts w:ascii="Times New Roman" w:hAnsi="Times New Roman"/>
-        </w:rPr>
-      </w:pPr>
-      <w:r>
-        <w:rPr>
-          <w:rFonts w:ascii="Times New Roman" w:hAnsi="Times New Roman" w:hint="eastAsia"/>
-        </w:rPr>
-        <w:lastRenderedPageBreak/>
+        <w:t>Simple Introduce</w:t>
+      </w:r>
+      <w:bookmarkEnd w:id="4"/>
+    </w:p>
+    <w:p>
+      <w:pPr>
+        <w:outlineLvl w:val="0"/>
+        <w:rPr>
+          <w:rFonts w:ascii="Times New Roman" w:hAnsi="Times New Roman" w:hint="eastAsia"/>
+        </w:rPr>
+      </w:pPr>
+      <w:bookmarkStart w:id="5" w:name="_Toc225508811"/>
+      <w:r>
+        <w:rPr>
+          <w:rFonts w:ascii="Times New Roman" w:hAnsi="Times New Roman" w:hint="eastAsia"/>
+        </w:rPr>
         <w:t xml:space="preserve">IIII. </w:t>
       </w:r>
-    </w:p>
-    <w:p>
-      <w:pPr>
-        <w:rPr>
-          <w:rFonts w:ascii="Times New Roman" w:hAnsi="Times New Roman"/>
-        </w:rPr>
-      </w:pPr>
+      <w:r>
+        <w:rPr>
+          <w:rFonts w:ascii="Times New Roman" w:hAnsi="Times New Roman" w:hint="eastAsia"/>
+        </w:rPr>
+        <w:t>Theory</w:t>
+      </w:r>
+      <w:bookmarkEnd w:id="5"/>
+    </w:p>
+    <w:p>
+      <w:pPr>
+        <w:outlineLvl w:val="0"/>
+        <w:rPr>
+          <w:rFonts w:ascii="Times New Roman" w:hAnsi="Times New Roman"/>
+        </w:rPr>
+      </w:pPr>
+      <w:bookmarkStart w:id="6" w:name="_Toc225508812"/>
       <w:r>
         <w:rPr>
           <w:rFonts w:ascii="Times New Roman" w:hAnsi="Times New Roman" w:hint="eastAsia"/>
@@ -734,33 +1480,39 @@
         <w:rPr>
           <w:rFonts w:ascii="Times New Roman" w:hAnsi="Times New Roman" w:hint="eastAsia"/>
         </w:rPr>
-        <w:t>Step of Intership:</w:t>
-      </w:r>
-    </w:p>
-    <w:p>
-      <w:pPr>
-        <w:rPr>
-          <w:rFonts w:ascii="Times New Roman" w:hAnsi="Times New Roman"/>
-        </w:rPr>
-      </w:pPr>
-      <w:r>
-        <w:rPr>
-          <w:rFonts w:ascii="Times New Roman" w:hAnsi="Times New Roman" w:hint="eastAsia"/>
-        </w:rPr>
-        <w:t>VI. Discuss:</w:t>
-      </w:r>
-    </w:p>
-    <w:p>
-      <w:pPr>
-        <w:rPr>
-          <w:rFonts w:ascii="Times New Roman" w:hAnsi="Times New Roman"/>
-        </w:rPr>
-      </w:pPr>
-      <w:r>
-        <w:rPr>
-          <w:rFonts w:ascii="Times New Roman" w:hAnsi="Times New Roman" w:hint="eastAsia"/>
-        </w:rPr>
-        <w:t>VII. Final discuss and Suggestion:</w:t>
+        <w:t>Step of Intership</w:t>
+      </w:r>
+      <w:bookmarkEnd w:id="6"/>
+    </w:p>
+    <w:p>
+      <w:pPr>
+        <w:outlineLvl w:val="0"/>
+        <w:rPr>
+          <w:rFonts w:ascii="Times New Roman" w:hAnsi="Times New Roman"/>
+        </w:rPr>
+      </w:pPr>
+      <w:bookmarkStart w:id="7" w:name="_Toc225508813"/>
+      <w:r>
+        <w:rPr>
+          <w:rFonts w:ascii="Times New Roman" w:hAnsi="Times New Roman" w:hint="eastAsia"/>
+        </w:rPr>
+        <w:t>VI. Discuss</w:t>
+      </w:r>
+      <w:bookmarkEnd w:id="7"/>
+    </w:p>
+    <w:p>
+      <w:pPr>
+        <w:outlineLvl w:val="0"/>
+        <w:rPr>
+          <w:rFonts w:ascii="Times New Roman" w:hAnsi="Times New Roman"/>
+        </w:rPr>
+      </w:pPr>
+      <w:bookmarkStart w:id="8" w:name="_Toc225508814"/>
+      <w:r>
+        <w:rPr>
+          <w:rFonts w:ascii="Times New Roman" w:hAnsi="Times New Roman" w:hint="eastAsia"/>
+        </w:rPr>
+        <w:t>VII. Final discuss and Suggestion</w:t>
       </w:r>
       <w:r>
         <w:rPr>
@@ -772,15 +1524,18 @@
         <w:rPr>
           <w:rFonts w:ascii="Times New Roman" w:hAnsi="Times New Roman" w:hint="eastAsia"/>
         </w:rPr>
-        <w:t>VIII. Recource:</w:t>
-      </w:r>
-    </w:p>
-    <w:p>
-      <w:pPr>
-        <w:rPr>
-          <w:rFonts w:ascii="Times New Roman" w:hAnsi="Times New Roman" w:hint="eastAsia"/>
-        </w:rPr>
-      </w:pPr>
+        <w:t>VIII. Recource</w:t>
+      </w:r>
+      <w:bookmarkEnd w:id="8"/>
+    </w:p>
+    <w:p>
+      <w:pPr>
+        <w:outlineLvl w:val="0"/>
+        <w:rPr>
+          <w:rFonts w:ascii="Times New Roman" w:hAnsi="Times New Roman"/>
+        </w:rPr>
+      </w:pPr>
+      <w:bookmarkStart w:id="9" w:name="_Toc225508815"/>
       <w:r>
         <w:rPr>
           <w:rFonts w:ascii="Times New Roman" w:hAnsi="Times New Roman" w:hint="eastAsia"/>
@@ -791,8 +1546,21 @@
         <w:rPr>
           <w:rFonts w:ascii="Times New Roman" w:hAnsi="Times New Roman" w:hint="eastAsia"/>
         </w:rPr>
-        <w:t>Operator License:</w:t>
-      </w:r>
+        <w:t>Operation</w:t>
+      </w:r>
+      <w:r>
+        <w:rPr>
+          <w:rFonts w:ascii="Times New Roman" w:hAnsi="Times New Roman" w:hint="eastAsia"/>
+        </w:rPr>
+        <w:t xml:space="preserve"> </w:t>
+      </w:r>
+      <w:r>
+        <w:rPr>
+          <w:rFonts w:ascii="Times New Roman" w:hAnsi="Times New Roman" w:hint="eastAsia"/>
+        </w:rPr>
+        <w:t>Manual</w:t>
+      </w:r>
+      <w:bookmarkEnd w:id="9"/>
     </w:p>
     <w:sectPr>
       <w:pgSz w:w="12240" w:h="15840"/>
@@ -1818,6 +2586,42 @@
       <w:spacing w:val="5"/>
     </w:rPr>
   </w:style>
+  <w:style w:type="paragraph" w:styleId="TOC1">
+    <w:name w:val="toc 1"/>
+    <w:basedOn w:val="Normal"/>
+    <w:next w:val="Normal"/>
+    <w:autoRedefine/>
+    <w:uiPriority w:val="39"/>
+    <w:unhideWhenUsed/>
+    <w:rsid w:val="0085614B"/>
+    <w:pPr>
+      <w:spacing w:after="100"/>
+    </w:pPr>
+  </w:style>
+  <w:style w:type="paragraph" w:styleId="TOC2">
+    <w:name w:val="toc 2"/>
+    <w:basedOn w:val="Normal"/>
+    <w:next w:val="Normal"/>
+    <w:autoRedefine/>
+    <w:uiPriority w:val="39"/>
+    <w:unhideWhenUsed/>
+    <w:rsid w:val="0085614B"/>
+    <w:pPr>
+      <w:spacing w:after="100"/>
+      <w:ind w:left="240"/>
+    </w:pPr>
+  </w:style>
+  <w:style w:type="character" w:styleId="Hyperlink">
+    <w:name w:val="Hyperlink"/>
+    <w:basedOn w:val="DefaultParagraphFont"/>
+    <w:uiPriority w:val="99"/>
+    <w:unhideWhenUsed/>
+    <w:rsid w:val="0085614B"/>
+    <w:rPr>
+      <w:color w:val="467886" w:themeColor="hyperlink"/>
+      <w:u w:val="single"/>
+    </w:rPr>
+  </w:style>
 </w:styles>
 </file>
 
@@ -2134,4 +2938,16 @@
     </a:ext>
   </a:extLst>
 </a:theme>
+</file>
+
+<file path=customXml/item1.xml><?xml version="1.0" encoding="utf-8"?>
+<b:Sources xmlns:b="http://schemas.openxmlformats.org/officeDocument/2006/bibliography" xmlns="http://schemas.openxmlformats.org/officeDocument/2006/bibliography" SelectedStyle="\APASixthEditionOfficeOnline.xsl" StyleName="APA" Version="6"/>
+</file>
+
+<file path=customXml/itemProps1.xml><?xml version="1.0" encoding="utf-8"?>
+<ds:datastoreItem xmlns:ds="http://schemas.openxmlformats.org/officeDocument/2006/customXml" ds:itemID="{5F9E9B28-CD0D-4C4D-9FFF-F3362B279F44}">
+  <ds:schemaRefs>
+    <ds:schemaRef ds:uri="http://schemas.openxmlformats.org/officeDocument/2006/bibliography"/>
+  </ds:schemaRefs>
+</ds:datastoreItem>
 </file>